--- a/public/downloads/Abdalrahman_ElGazzawi_Esports_CV.docx
+++ b/public/downloads/Abdalrahman_ElGazzawi_Esports_CV.docx
@@ -143,7 +143,7 @@
           <w:sz w:val="19"/>
           <w:szCs w:val="19"/>
         </w:rPr>
-        <w:t xml:space="preserve"> inside the ecosystem — from Telecom Egypt RA’AD to SPORTFIVE / Esports World Cup to a fixed-term consultancy with Team Falcons. Delivered </w:t>
+        <w:t xml:space="preserve"> inside the ecosystem, from Telecom Egypt RA’AD to SPORTFIVE / Esports World Cup to a fixed-term consultancy with Team Falcons. Delivered </w:t>
       </w:r>
       <w:r>
         <w:rPr>
@@ -183,7 +183,7 @@
           <w:sz w:val="19"/>
           <w:szCs w:val="19"/>
         </w:rPr>
-        <w:t xml:space="preserve">. Cairo-based, open to Riyadh, GCC, Remote &amp; Global.</w:t>
+        <w:t>. Bilingual Arabic / English. Cairo-based, open to Riyadh, GCC, Remote &amp; Global.</w:t>
       </w:r>
     </w:p>
     <w:tbl>
@@ -415,25 +415,25 @@
           <w:sz w:val="21"/>
           <w:szCs w:val="21"/>
         </w:rPr>
-        <w:t xml:space="preserve">Team Falcons</w:t>
-      </w:r>
-      <w:r>
-        <w:rPr>
-          <w:rFonts w:ascii="Arial" w:cs="Arial" w:eastAsia="Arial" w:hAnsi="Arial"/>
-          <w:color w:val="555555"/>
-          <w:sz w:val="21"/>
-          <w:szCs w:val="21"/>
-        </w:rPr>
-        <w:t xml:space="preserve">  —  </w:t>
-      </w:r>
-      <w:r>
-        <w:rPr>
-          <w:rFonts w:ascii="Arial" w:cs="Arial" w:eastAsia="Arial" w:hAnsi="Arial"/>
-          <w:color w:val="1A1A1A"/>
-          <w:sz w:val="21"/>
-          <w:szCs w:val="21"/>
-        </w:rPr>
-        <w:t xml:space="preserve">Commercial Partnerships Consultant, Fixed-Term Contract</w:t>
+        <w:t>Team Falcons</w:t>
+      </w:r>
+      <w:r>
+        <w:rPr>
+          <w:rFonts w:ascii="Arial" w:cs="Arial" w:eastAsia="Arial" w:hAnsi="Arial"/>
+          <w:color w:val="555555"/>
+          <w:sz w:val="21"/>
+          <w:szCs w:val="21"/>
+        </w:rPr>
+        <w:t xml:space="preserve">  ·  </w:t>
+      </w:r>
+      <w:r>
+        <w:rPr>
+          <w:rFonts w:ascii="Arial" w:cs="Arial" w:eastAsia="Arial" w:hAnsi="Arial"/>
+          <w:color w:val="1A1A1A"/>
+          <w:sz w:val="21"/>
+          <w:szCs w:val="21"/>
+        </w:rPr>
+        <w:t>Commercial Partnerships Consultant, Fixed-Term Contract</w:t>
       </w:r>
       <w:r>
         <w:rPr>
@@ -452,7 +452,7 @@
           <w:sz w:val="19"/>
           <w:szCs w:val="19"/>
         </w:rPr>
-        <w:t xml:space="preserve">Feb 2026 — May 2026</w:t>
+        <w:t>Feb 2026 to May 2026</w:t>
       </w:r>
     </w:p>
     <w:p>
@@ -585,7 +585,7 @@
           <w:sz w:val="19"/>
           <w:szCs w:val="19"/>
         </w:rPr>
-        <w:t xml:space="preserve"> — creator briefs, bilingual EN/AR copy, product seeding, agency timelines, approvals, launch.</w:t>
+        <w:t>: creator briefs, bilingual EN/AR copy, product seeding, agency timelines, approvals, launch.</w:t>
       </w:r>
     </w:p>
     <w:p>
@@ -604,25 +604,25 @@
           <w:sz w:val="21"/>
           <w:szCs w:val="21"/>
         </w:rPr>
-        <w:t xml:space="preserve">GLG</w:t>
-      </w:r>
-      <w:r>
-        <w:rPr>
-          <w:rFonts w:ascii="Arial" w:cs="Arial" w:eastAsia="Arial" w:hAnsi="Arial"/>
-          <w:color w:val="555555"/>
-          <w:sz w:val="21"/>
-          <w:szCs w:val="21"/>
-        </w:rPr>
-        <w:t xml:space="preserve">  —  </w:t>
-      </w:r>
-      <w:r>
-        <w:rPr>
-          <w:rFonts w:ascii="Arial" w:cs="Arial" w:eastAsia="Arial" w:hAnsi="Arial"/>
-          <w:color w:val="1A1A1A"/>
-          <w:sz w:val="21"/>
-          <w:szCs w:val="21"/>
-        </w:rPr>
-        <w:t xml:space="preserve">Council Member — Gaming, Esports &amp; AI</w:t>
+        <w:t>GLG</w:t>
+      </w:r>
+      <w:r>
+        <w:rPr>
+          <w:rFonts w:ascii="Arial" w:cs="Arial" w:eastAsia="Arial" w:hAnsi="Arial"/>
+          <w:color w:val="555555"/>
+          <w:sz w:val="21"/>
+          <w:szCs w:val="21"/>
+        </w:rPr>
+        <w:t xml:space="preserve">  ·  </w:t>
+      </w:r>
+      <w:r>
+        <w:rPr>
+          <w:rFonts w:ascii="Arial" w:cs="Arial" w:eastAsia="Arial" w:hAnsi="Arial"/>
+          <w:color w:val="1A1A1A"/>
+          <w:sz w:val="21"/>
+          <w:szCs w:val="21"/>
+        </w:rPr>
+        <w:t>Council Member, Gaming, Esports &amp; AI</w:t>
       </w:r>
       <w:r>
         <w:rPr>
@@ -641,7 +641,7 @@
           <w:sz w:val="19"/>
           <w:szCs w:val="19"/>
         </w:rPr>
-        <w:t xml:space="preserve">Apr 2025 — Present</w:t>
+        <w:t>Apr 2025 to Present</w:t>
       </w:r>
     </w:p>
     <w:p>
@@ -715,25 +715,25 @@
           <w:sz w:val="21"/>
           <w:szCs w:val="21"/>
         </w:rPr>
-        <w:t xml:space="preserve">SPORTFIVE</w:t>
-      </w:r>
-      <w:r>
-        <w:rPr>
-          <w:rFonts w:ascii="Arial" w:cs="Arial" w:eastAsia="Arial" w:hAnsi="Arial"/>
-          <w:color w:val="555555"/>
-          <w:sz w:val="21"/>
-          <w:szCs w:val="21"/>
-        </w:rPr>
-        <w:t xml:space="preserve">  —  </w:t>
-      </w:r>
-      <w:r>
-        <w:rPr>
-          <w:rFonts w:ascii="Arial" w:cs="Arial" w:eastAsia="Arial" w:hAnsi="Arial"/>
-          <w:color w:val="1A1A1A"/>
-          <w:sz w:val="21"/>
-          <w:szCs w:val="21"/>
-        </w:rPr>
-        <w:t xml:space="preserve">Consultant — Senior Account Management</w:t>
+        <w:t>SPORTFIVE</w:t>
+      </w:r>
+      <w:r>
+        <w:rPr>
+          <w:rFonts w:ascii="Arial" w:cs="Arial" w:eastAsia="Arial" w:hAnsi="Arial"/>
+          <w:color w:val="555555"/>
+          <w:sz w:val="21"/>
+          <w:szCs w:val="21"/>
+        </w:rPr>
+        <w:t xml:space="preserve">  ·  </w:t>
+      </w:r>
+      <w:r>
+        <w:rPr>
+          <w:rFonts w:ascii="Arial" w:cs="Arial" w:eastAsia="Arial" w:hAnsi="Arial"/>
+          <w:color w:val="1A1A1A"/>
+          <w:sz w:val="21"/>
+          <w:szCs w:val="21"/>
+        </w:rPr>
+        <w:t>Consultant, Senior Account Management</w:t>
       </w:r>
       <w:r>
         <w:rPr>
@@ -752,7 +752,7 @@
           <w:sz w:val="19"/>
           <w:szCs w:val="19"/>
         </w:rPr>
-        <w:t xml:space="preserve">Apr 2024 — Dec 2024 · 9 months</w:t>
+        <w:t>Apr 2024 to Dec 2024 · 9 months</w:t>
       </w:r>
     </w:p>
     <w:p>
@@ -905,25 +905,25 @@
           <w:sz w:val="21"/>
           <w:szCs w:val="21"/>
         </w:rPr>
-        <w:t xml:space="preserve">True Gaming</w:t>
-      </w:r>
-      <w:r>
-        <w:rPr>
-          <w:rFonts w:ascii="Arial" w:cs="Arial" w:eastAsia="Arial" w:hAnsi="Arial"/>
-          <w:color w:val="555555"/>
-          <w:sz w:val="21"/>
-          <w:szCs w:val="21"/>
-        </w:rPr>
-        <w:t xml:space="preserve">  —  </w:t>
-      </w:r>
-      <w:r>
-        <w:rPr>
-          <w:rFonts w:ascii="Arial" w:cs="Arial" w:eastAsia="Arial" w:hAnsi="Arial"/>
-          <w:color w:val="1A1A1A"/>
-          <w:sz w:val="21"/>
-          <w:szCs w:val="21"/>
-        </w:rPr>
-        <w:t xml:space="preserve">Project Manager · Business Development</w:t>
+        <w:t>True Gaming</w:t>
+      </w:r>
+      <w:r>
+        <w:rPr>
+          <w:rFonts w:ascii="Arial" w:cs="Arial" w:eastAsia="Arial" w:hAnsi="Arial"/>
+          <w:color w:val="555555"/>
+          <w:sz w:val="21"/>
+          <w:szCs w:val="21"/>
+        </w:rPr>
+        <w:t xml:space="preserve">  ·  </w:t>
+      </w:r>
+      <w:r>
+        <w:rPr>
+          <w:rFonts w:ascii="Arial" w:cs="Arial" w:eastAsia="Arial" w:hAnsi="Arial"/>
+          <w:color w:val="1A1A1A"/>
+          <w:sz w:val="21"/>
+          <w:szCs w:val="21"/>
+        </w:rPr>
+        <w:t>Project Manager · Business Development</w:t>
       </w:r>
       <w:r>
         <w:rPr>
@@ -942,7 +942,7 @@
           <w:sz w:val="19"/>
           <w:szCs w:val="19"/>
         </w:rPr>
-        <w:t xml:space="preserve">Aug 2023 — Apr 2024 · 9 months</w:t>
+        <w:t>Aug 2023 to Apr 2024 · 9 months</w:t>
       </w:r>
     </w:p>
     <w:p>
@@ -1056,25 +1056,25 @@
           <w:sz w:val="21"/>
           <w:szCs w:val="21"/>
         </w:rPr>
-        <w:t xml:space="preserve">Vanguard / Telecom Egypt</w:t>
-      </w:r>
-      <w:r>
-        <w:rPr>
-          <w:rFonts w:ascii="Arial" w:cs="Arial" w:eastAsia="Arial" w:hAnsi="Arial"/>
-          <w:color w:val="555555"/>
-          <w:sz w:val="21"/>
-          <w:szCs w:val="21"/>
-        </w:rPr>
-        <w:t xml:space="preserve">  —  </w:t>
-      </w:r>
-      <w:r>
-        <w:rPr>
-          <w:rFonts w:ascii="Arial" w:cs="Arial" w:eastAsia="Arial" w:hAnsi="Arial"/>
-          <w:color w:val="1A1A1A"/>
-          <w:sz w:val="21"/>
-          <w:szCs w:val="21"/>
-        </w:rPr>
-        <w:t xml:space="preserve">Esports Specialist roles</w:t>
+        <w:t>Vanguard / Telecom Egypt</w:t>
+      </w:r>
+      <w:r>
+        <w:rPr>
+          <w:rFonts w:ascii="Arial" w:cs="Arial" w:eastAsia="Arial" w:hAnsi="Arial"/>
+          <w:color w:val="555555"/>
+          <w:sz w:val="21"/>
+          <w:szCs w:val="21"/>
+        </w:rPr>
+        <w:t xml:space="preserve">  ·  </w:t>
+      </w:r>
+      <w:r>
+        <w:rPr>
+          <w:rFonts w:ascii="Arial" w:cs="Arial" w:eastAsia="Arial" w:hAnsi="Arial"/>
+          <w:color w:val="1A1A1A"/>
+          <w:sz w:val="21"/>
+          <w:szCs w:val="21"/>
+        </w:rPr>
+        <w:t>Esports Specialist roles</w:t>
       </w:r>
       <w:r>
         <w:rPr>
@@ -1093,7 +1093,7 @@
           <w:sz w:val="19"/>
           <w:szCs w:val="19"/>
         </w:rPr>
-        <w:t xml:space="preserve">2021 — 2023</w:t>
+        <w:t>2021 to 2023</w:t>
       </w:r>
     </w:p>
     <w:p>
@@ -1145,7 +1145,7 @@
           <w:sz w:val="18"/>
           <w:szCs w:val="18"/>
         </w:rPr>
-        <w:t xml:space="preserve">Universitat Autònoma de Barcelona </w:t>
+        <w:t>Universitat Autònoma de Barcelona</w:t>
       </w:r>
       <w:r>
         <w:rPr>
@@ -1154,7 +1154,7 @@
           <w:sz w:val="18"/>
           <w:szCs w:val="18"/>
         </w:rPr>
-        <w:t xml:space="preserve">— BA, Communication &amp; Media Studies  ·  </w:t>
+        <w:t xml:space="preserve">, BA, Communication &amp; Media Studies  ·  </w:t>
       </w:r>
       <w:r>
         <w:rPr>
@@ -1165,7 +1165,7 @@
           <w:sz w:val="18"/>
           <w:szCs w:val="18"/>
         </w:rPr>
-        <w:t xml:space="preserve">Arab Academy for Science, Tech &amp; Maritime Transport </w:t>
+        <w:t>Arab Academy for Science, Tech &amp; Maritime Transport</w:t>
       </w:r>
       <w:r>
         <w:rPr>
@@ -1174,7 +1174,7 @@
           <w:sz w:val="18"/>
           <w:szCs w:val="18"/>
         </w:rPr>
-        <w:t xml:space="preserve">— BA, Mass Communication  ·  </w:t>
+        <w:t xml:space="preserve">, BA, Mass Communication  ·  </w:t>
       </w:r>
       <w:r>
         <w:rPr>
@@ -1185,7 +1185,7 @@
           <w:sz w:val="18"/>
           <w:szCs w:val="18"/>
         </w:rPr>
-        <w:t xml:space="preserve">DM Arts Academy </w:t>
+        <w:t>DM Arts Academy</w:t>
       </w:r>
       <w:r>
         <w:rPr>
@@ -1194,7 +1194,7 @@
           <w:sz w:val="18"/>
           <w:szCs w:val="18"/>
         </w:rPr>
-        <w:t xml:space="preserve">— Diploma, Marketing (2019–2020)</w:t>
+        <w:t>, Diploma, Marketing (2019 to 2020)</w:t>
       </w:r>
     </w:p>
     <w:p>
